--- a/resume/reference.docx
+++ b/resume/reference.docx
@@ -317,6 +317,9 @@
       <w:footnotePr>
         <w:numRestart w:val="eachSect"/>
       </w:footnotePr>
+      <w:pgSz w:w="12240" w:h="15840"/>
+      <w:pgMar w:top="720" w:right="792" w:bottom="576" w:left="792" w:header="360" w:footer="360" w:gutter="0"/>
+      <w:cols w:space="720"/>
     </w:sectPr>
   </w:body>
 </w:document>
@@ -485,15 +488,15 @@
   <w:docDefaults>
     <w:rPrDefault>
       <w:rPr>
-        <w:rFonts w:ascii="Calibri" w:hAnsi="Calibri" w:eastAsia="Calibri" w:cs="Calibri"/>
-        <w:sz w:val="20"/>
-        <w:szCs w:val="20"/>
-        <w:lang w:val="en-US" w:eastAsia="zh-CN" w:bidi="ar-SA"/>
+        <w:rFonts w:ascii="Arial" w:hAnsi="Arial" w:eastAsia="Arial" w:cs="Arial"/>
+        <w:sz w:val="19"/>
+        <w:szCs w:val="19"/>
+        <w:lang w:val="en-US" w:eastAsia="en-US" w:bidi="ar-SA"/>
       </w:rPr>
     </w:rPrDefault>
     <w:pPrDefault>
       <w:pPr>
-        <w:spacing w:after="0"/>
+        <w:spacing w:after="0" w:line="240" w:lineRule="auto"/>
       </w:pPr>
     </w:pPrDefault>
   </w:docDefaults>
@@ -501,10 +504,16 @@
   <w:style w:type="paragraph" w:default="1" w:styleId="Normal">
     <w:name w:val="Normal"/>
     <w:qFormat/>
-    <w:rPr>
-      <w:rFonts w:ascii="Calibri" w:hAnsi="Calibri" w:eastAsia="Calibri" w:cs="Calibri"/>
-      <w:sz w:val="20"/>
-      <w:szCs w:val="20"/>
+    <w:pPr>
+      <w:widowControl/>
+      <w:spacing w:before="0" w:after="0" w:line="230" w:lineRule="exact"/>
+    </w:pPr>
+    <w:rPr>
+      <w:rFonts w:ascii="Arial" w:hAnsi="Arial" w:eastAsia="Arial" w:cs="Arial"/>
+      <w:color w:val="1B1B1F"/>
+      <w:sz w:val="19"/>
+      <w:szCs w:val="19"/>
+      <w:lang w:val="en-US"/>
     </w:rPr>
   </w:style>
   <w:style w:type="paragraph" w:styleId="BodyText">
@@ -521,6 +530,7 @@
     <w:basedOn w:val="BodyText"/>
     <w:next w:val="BodyText"/>
     <w:qFormat/>
+    <w:pPr/>
   </w:style>
   <w:style w:type="paragraph" w:customStyle="1" w:styleId="Compact">
     <w:name w:val="Compact"/>
@@ -537,28 +547,33 @@
     <w:link w:val="TitleChar"/>
     <w:uiPriority w:val="10"/>
     <w:qFormat/>
-    <w:rsid w:val="00A10FD9"/>
-    <w:pPr>
-      <w:spacing w:after="80" w:line="240" w:lineRule="auto"/>
-      <w:contextualSpacing/>
-      <w:jc w:val="center"/>
-    </w:pPr>
-    <w:rPr>
-      <w:rFonts w:ascii="Calibri" w:hAnsi="Calibri" w:eastAsia="Calibri" w:cs="Calibri"/>
-      <w:sz w:val="56"/>
-      <w:szCs w:val="56"/>
+    <w:pPr>
+      <w:keepNext/>
+      <w:keepLines/>
+      <w:spacing w:before="0" w:after="40" w:line="240" w:lineRule="auto"/>
+    </w:pPr>
+    <w:rPr>
+      <w:rFonts w:ascii="Arial" w:hAnsi="Arial" w:eastAsia="Arial" w:cs="Arial"/>
+      <w:b/>
+      <w:bCs/>
+      <w:color w:val="1B1B1F"/>
+      <w:kern w:val="28"/>
+      <w:sz w:val="36"/>
+      <w:szCs w:val="36"/>
     </w:rPr>
   </w:style>
   <w:style w:type="character" w:customStyle="1" w:styleId="TitleChar">
     <w:name w:val="Title Char"/>
     <w:basedOn w:val="DefaultParagraphFont"/>
     <w:link w:val="Title"/>
-    <w:uiPriority w:val="10"/>
-    <w:rsid w:val="00A10FD9"/>
-    <w:rPr>
-      <w:rFonts w:ascii="Calibri" w:hAnsi="Calibri" w:eastAsia="Calibri" w:cs="Calibri"/>
-      <w:sz w:val="56"/>
-      <w:szCs w:val="56"/>
+    <w:rPr>
+      <w:rFonts w:ascii="Arial" w:hAnsi="Arial" w:eastAsia="Arial" w:cs="Arial"/>
+      <w:b/>
+      <w:bCs/>
+      <w:color w:val="1B1B1F"/>
+      <w:kern w:val="28"/>
+      <w:sz w:val="36"/>
+      <w:szCs w:val="36"/>
     </w:rPr>
   </w:style>
   <w:style w:type="paragraph" w:styleId="Subtitle">
@@ -575,7 +590,7 @@
       </w:numPr>
     </w:pPr>
     <w:rPr>
-      <w:rFonts w:ascii="Calibri" w:hAnsi="Calibri" w:eastAsia="Calibri" w:cs="Calibri"/>
+      <w:rFonts w:ascii="Arial" w:hAnsi="Arial" w:eastAsia="Arial" w:cs="Arial"/>
       <w:spacing w:val="15"/>
       <w:sz w:val="28"/>
       <w:szCs w:val="28"/>
@@ -588,8 +603,8 @@
     <w:uiPriority w:val="11"/>
     <w:rsid w:val="00A10FD9"/>
     <w:rPr>
-      <w:rFonts w:ascii="Calibri" w:hAnsi="Calibri" w:eastAsia="Calibri" w:cs="Calibri"/>
-      <w:color w:val="111111"/>
+      <w:rFonts w:ascii="Arial" w:hAnsi="Arial" w:eastAsia="Arial" w:cs="Arial"/>
+      <w:color w:val="1B1B1F"/>
       <w:spacing w:val="15"/>
       <w:sz w:val="28"/>
       <w:szCs w:val="28"/>
@@ -670,18 +685,20 @@
     <w:link w:val="Heading1Char"/>
     <w:uiPriority w:val="9"/>
     <w:qFormat/>
-    <w:rsid w:val="00A10FD9"/>
-    <w:pPr>
-      <w:keepNext/>
-      <w:spacing w:before="0" w:after="40"/>
+    <w:pPr>
+      <w:keepNext/>
+      <w:keepLines/>
+      <w:spacing w:before="0" w:after="40" w:line="240" w:lineRule="auto"/>
       <w:outlineLvl w:val="0"/>
     </w:pPr>
     <w:rPr>
-      <w:rFonts w:ascii="Calibri" w:hAnsi="Calibri" w:eastAsia="Calibri" w:cs="Calibri"/>
+      <w:rFonts w:ascii="Arial" w:hAnsi="Arial" w:eastAsia="Arial" w:cs="Arial"/>
       <w:b/>
-      <w:color w:val="111111"/>
-      <w:sz w:val="40"/>
-      <w:szCs w:val="40"/>
+      <w:bCs/>
+      <w:color w:val="1B1B1F"/>
+      <w:kern w:val="28"/>
+      <w:sz w:val="36"/>
+      <w:szCs w:val="36"/>
     </w:rPr>
   </w:style>
   <w:style w:type="paragraph" w:styleId="Heading2">
@@ -690,6 +707,56 @@
     <w:next w:val="BodyText"/>
     <w:link w:val="Heading2Char"/>
     <w:uiPriority w:val="9"/>
+    <w:qFormat/>
+    <w:pPr>
+      <w:keepNext/>
+      <w:keepLines/>
+      <w:pBdr>
+        <w:bottom w:val="single" w:sz="4" w:space="1" w:color="C4C8CF"/>
+      </w:pBdr>
+      <w:spacing w:before="140" w:after="60" w:line="240" w:lineRule="auto"/>
+      <w:outlineLvl w:val="1"/>
+    </w:pPr>
+    <w:rPr>
+      <w:rFonts w:ascii="Arial" w:hAnsi="Arial" w:eastAsia="Arial" w:cs="Arial"/>
+      <w:b/>
+      <w:bCs/>
+      <w:caps/>
+      <w:color w:val="1F4F8F"/>
+      <w:spacing w:val="16"/>
+      <w:sz w:val="20"/>
+      <w:szCs w:val="20"/>
+    </w:rPr>
+  </w:style>
+  <w:style w:type="paragraph" w:styleId="Heading3">
+    <w:name w:val="heading 3"/>
+    <w:basedOn w:val="Normal"/>
+    <w:next w:val="Dates"/>
+    <w:link w:val="Heading3Char"/>
+    <w:uiPriority w:val="9"/>
+    <w:qFormat/>
+    <w:pPr>
+      <w:keepNext/>
+      <w:keepLines/>
+      <w:tabs>
+        <w:tab w:val="right" w:pos="10656"/>
+      </w:tabs>
+      <w:spacing w:before="100" w:after="0" w:line="260" w:lineRule="exact"/>
+      <w:outlineLvl w:val="2"/>
+    </w:pPr>
+    <w:rPr>
+      <w:rFonts w:ascii="Arial" w:hAnsi="Arial" w:eastAsia="Arial" w:cs="Arial"/>
+      <w:color w:val="1B1B1F"/>
+      <w:sz w:val="20"/>
+      <w:szCs w:val="20"/>
+    </w:rPr>
+  </w:style>
+  <w:style w:type="paragraph" w:styleId="Heading4">
+    <w:name w:val="heading 4"/>
+    <w:basedOn w:val="Normal"/>
+    <w:next w:val="BodyText"/>
+    <w:link w:val="Heading4Char"/>
+    <w:uiPriority w:val="9"/>
     <w:semiHidden/>
     <w:unhideWhenUsed/>
     <w:qFormat/>
@@ -697,25 +764,21 @@
     <w:pPr>
       <w:keepNext/>
       <w:keepLines/>
-      <w:pBdr>
-        <w:bottom w:val="single" w:sz="4" w:space="1" w:color="999999"/>
-      </w:pBdr>
-      <w:spacing w:before="200" w:after="60"/>
-      <w:outlineLvl w:val="1"/>
-    </w:pPr>
-    <w:rPr>
-      <w:rFonts w:ascii="Calibri" w:hAnsi="Calibri" w:eastAsia="Calibri" w:cs="Calibri"/>
-      <w:b/>
-      <w:color w:val="111111"/>
-      <w:sz w:val="26"/>
-      <w:szCs w:val="26"/>
-    </w:rPr>
-  </w:style>
-  <w:style w:type="paragraph" w:styleId="Heading3">
-    <w:name w:val="heading 3"/>
-    <w:basedOn w:val="Normal"/>
-    <w:next w:val="BodyText"/>
-    <w:link w:val="Heading3Char"/>
+      <w:spacing w:before="80" w:after="40"/>
+      <w:outlineLvl w:val="3"/>
+    </w:pPr>
+    <w:rPr>
+      <w:rFonts w:ascii="Arial" w:hAnsi="Arial" w:eastAsia="Arial" w:cs="Arial"/>
+      <w:i/>
+      <w:iCs/>
+      <w:color w:val="1B1B1F"/>
+    </w:rPr>
+  </w:style>
+  <w:style w:type="paragraph" w:styleId="Heading5">
+    <w:name w:val="heading 5"/>
+    <w:basedOn w:val="Normal"/>
+    <w:next w:val="BodyText"/>
+    <w:link w:val="Heading5Char"/>
     <w:uiPriority w:val="9"/>
     <w:semiHidden/>
     <w:unhideWhenUsed/>
@@ -724,21 +787,19 @@
     <w:pPr>
       <w:keepNext/>
       <w:keepLines/>
-      <w:spacing w:before="140" w:after="0"/>
-      <w:outlineLvl w:val="2"/>
-    </w:pPr>
-    <w:rPr>
-      <w:rFonts w:ascii="Calibri" w:hAnsi="Calibri" w:eastAsia="Calibri" w:cs="Calibri"/>
-      <w:color w:val="111111"/>
-      <w:sz w:val="21"/>
-      <w:szCs w:val="21"/>
-    </w:rPr>
-  </w:style>
-  <w:style w:type="paragraph" w:styleId="Heading4">
-    <w:name w:val="heading 4"/>
-    <w:basedOn w:val="Normal"/>
-    <w:next w:val="BodyText"/>
-    <w:link w:val="Heading4Char"/>
+      <w:spacing w:before="80" w:after="40"/>
+      <w:outlineLvl w:val="4"/>
+    </w:pPr>
+    <w:rPr>
+      <w:rFonts w:ascii="Arial" w:hAnsi="Arial" w:eastAsia="Arial" w:cs="Arial"/>
+      <w:color w:val="1B1B1F"/>
+    </w:rPr>
+  </w:style>
+  <w:style w:type="paragraph" w:styleId="Heading6">
+    <w:name w:val="heading 6"/>
+    <w:basedOn w:val="Normal"/>
+    <w:next w:val="BodyText"/>
+    <w:link w:val="Heading6Char"/>
     <w:uiPriority w:val="9"/>
     <w:semiHidden/>
     <w:unhideWhenUsed/>
@@ -747,21 +808,21 @@
     <w:pPr>
       <w:keepNext/>
       <w:keepLines/>
-      <w:spacing w:before="80" w:after="40"/>
-      <w:outlineLvl w:val="3"/>
-    </w:pPr>
-    <w:rPr>
-      <w:rFonts w:ascii="Calibri" w:hAnsi="Calibri" w:eastAsia="Calibri" w:cs="Calibri"/>
+      <w:spacing w:before="40" w:after="0"/>
+      <w:outlineLvl w:val="5"/>
+    </w:pPr>
+    <w:rPr>
+      <w:rFonts w:ascii="Arial" w:hAnsi="Arial" w:eastAsia="Arial" w:cs="Arial"/>
       <w:i/>
       <w:iCs/>
-      <w:color w:val="111111"/>
-    </w:rPr>
-  </w:style>
-  <w:style w:type="paragraph" w:styleId="Heading5">
-    <w:name w:val="heading 5"/>
-    <w:basedOn w:val="Normal"/>
-    <w:next w:val="BodyText"/>
-    <w:link w:val="Heading5Char"/>
+      <w:color w:val="1B1B1F"/>
+    </w:rPr>
+  </w:style>
+  <w:style w:type="paragraph" w:styleId="Heading7">
+    <w:name w:val="heading 7"/>
+    <w:basedOn w:val="Normal"/>
+    <w:next w:val="BodyText"/>
+    <w:link w:val="Heading7Char"/>
     <w:uiPriority w:val="9"/>
     <w:semiHidden/>
     <w:unhideWhenUsed/>
@@ -770,19 +831,19 @@
     <w:pPr>
       <w:keepNext/>
       <w:keepLines/>
-      <w:spacing w:before="80" w:after="40"/>
-      <w:outlineLvl w:val="4"/>
-    </w:pPr>
-    <w:rPr>
-      <w:rFonts w:ascii="Calibri" w:hAnsi="Calibri" w:eastAsia="Calibri" w:cs="Calibri"/>
-      <w:color w:val="111111"/>
-    </w:rPr>
-  </w:style>
-  <w:style w:type="paragraph" w:styleId="Heading6">
-    <w:name w:val="heading 6"/>
-    <w:basedOn w:val="Normal"/>
-    <w:next w:val="BodyText"/>
-    <w:link w:val="Heading6Char"/>
+      <w:spacing w:before="40" w:after="0"/>
+      <w:outlineLvl w:val="6"/>
+    </w:pPr>
+    <w:rPr>
+      <w:rFonts w:ascii="Arial" w:hAnsi="Arial" w:eastAsia="Arial" w:cs="Arial"/>
+      <w:color w:val="1B1B1F"/>
+    </w:rPr>
+  </w:style>
+  <w:style w:type="paragraph" w:styleId="Heading8">
+    <w:name w:val="heading 8"/>
+    <w:basedOn w:val="Normal"/>
+    <w:next w:val="BodyText"/>
+    <w:link w:val="Heading8Char"/>
     <w:uiPriority w:val="9"/>
     <w:semiHidden/>
     <w:unhideWhenUsed/>
@@ -791,21 +852,21 @@
     <w:pPr>
       <w:keepNext/>
       <w:keepLines/>
-      <w:spacing w:before="40" w:after="0"/>
-      <w:outlineLvl w:val="5"/>
-    </w:pPr>
-    <w:rPr>
-      <w:rFonts w:ascii="Calibri" w:hAnsi="Calibri" w:eastAsia="Calibri" w:cs="Calibri"/>
+      <w:spacing w:after="0"/>
+      <w:outlineLvl w:val="7"/>
+    </w:pPr>
+    <w:rPr>
+      <w:rFonts w:ascii="Arial" w:hAnsi="Arial" w:eastAsia="Arial" w:cs="Arial"/>
       <w:i/>
       <w:iCs/>
-      <w:color w:val="111111"/>
-    </w:rPr>
-  </w:style>
-  <w:style w:type="paragraph" w:styleId="Heading7">
-    <w:name w:val="heading 7"/>
-    <w:basedOn w:val="Normal"/>
-    <w:next w:val="BodyText"/>
-    <w:link w:val="Heading7Char"/>
+      <w:color w:val="1B1B1F"/>
+    </w:rPr>
+  </w:style>
+  <w:style w:type="paragraph" w:styleId="Heading9">
+    <w:name w:val="heading 9"/>
+    <w:basedOn w:val="Normal"/>
+    <w:next w:val="BodyText"/>
+    <w:link w:val="Heading9Char"/>
     <w:uiPriority w:val="9"/>
     <w:semiHidden/>
     <w:unhideWhenUsed/>
@@ -814,56 +875,12 @@
     <w:pPr>
       <w:keepNext/>
       <w:keepLines/>
-      <w:spacing w:before="40" w:after="0"/>
-      <w:outlineLvl w:val="6"/>
-    </w:pPr>
-    <w:rPr>
-      <w:rFonts w:ascii="Calibri" w:hAnsi="Calibri" w:eastAsia="Calibri" w:cs="Calibri"/>
-      <w:color w:val="111111"/>
-    </w:rPr>
-  </w:style>
-  <w:style w:type="paragraph" w:styleId="Heading8">
-    <w:name w:val="heading 8"/>
-    <w:basedOn w:val="Normal"/>
-    <w:next w:val="BodyText"/>
-    <w:link w:val="Heading8Char"/>
-    <w:uiPriority w:val="9"/>
-    <w:semiHidden/>
-    <w:unhideWhenUsed/>
-    <w:qFormat/>
-    <w:rsid w:val="00A10FD9"/>
-    <w:pPr>
-      <w:keepNext/>
-      <w:keepLines/>
-      <w:spacing w:after="0"/>
-      <w:outlineLvl w:val="7"/>
-    </w:pPr>
-    <w:rPr>
-      <w:rFonts w:ascii="Calibri" w:hAnsi="Calibri" w:eastAsia="Calibri" w:cs="Calibri"/>
-      <w:i/>
-      <w:iCs/>
-      <w:color w:val="111111"/>
-    </w:rPr>
-  </w:style>
-  <w:style w:type="paragraph" w:styleId="Heading9">
-    <w:name w:val="heading 9"/>
-    <w:basedOn w:val="Normal"/>
-    <w:next w:val="BodyText"/>
-    <w:link w:val="Heading9Char"/>
-    <w:uiPriority w:val="9"/>
-    <w:semiHidden/>
-    <w:unhideWhenUsed/>
-    <w:qFormat/>
-    <w:rsid w:val="00A10FD9"/>
-    <w:pPr>
-      <w:keepNext/>
-      <w:keepLines/>
       <w:spacing w:after="0"/>
       <w:outlineLvl w:val="8"/>
     </w:pPr>
     <w:rPr>
-      <w:rFonts w:ascii="Calibri" w:hAnsi="Calibri" w:eastAsia="Calibri" w:cs="Calibri"/>
-      <w:color w:val="111111"/>
+      <w:rFonts w:ascii="Arial" w:hAnsi="Arial" w:eastAsia="Arial" w:cs="Arial"/>
+      <w:color w:val="1B1B1F"/>
     </w:rPr>
   </w:style>
   <w:style w:type="character" w:customStyle="1" w:styleId="Heading1Char">
@@ -871,12 +888,14 @@
     <w:basedOn w:val="DefaultParagraphFont"/>
     <w:link w:val="Heading1"/>
     <w:uiPriority w:val="9"/>
-    <w:rsid w:val="00A10FD9"/>
-    <w:rPr>
-      <w:rFonts w:ascii="Calibri" w:hAnsi="Calibri" w:eastAsia="Calibri" w:cs="Calibri"/>
-      <w:color w:val="111111"/>
-      <w:sz w:val="40"/>
-      <w:szCs w:val="40"/>
+    <w:rPr>
+      <w:rFonts w:ascii="Arial" w:hAnsi="Arial" w:eastAsia="Arial" w:cs="Arial"/>
+      <w:b/>
+      <w:bCs/>
+      <w:color w:val="1B1B1F"/>
+      <w:kern w:val="28"/>
+      <w:sz w:val="36"/>
+      <w:szCs w:val="36"/>
     </w:rPr>
   </w:style>
   <w:style w:type="character" w:customStyle="1" w:styleId="Heading2Char">
@@ -884,13 +903,15 @@
     <w:basedOn w:val="DefaultParagraphFont"/>
     <w:link w:val="Heading2"/>
     <w:uiPriority w:val="9"/>
-    <w:semiHidden/>
-    <w:rsid w:val="00A10FD9"/>
-    <w:rPr>
-      <w:rFonts w:ascii="Calibri" w:hAnsi="Calibri" w:eastAsia="Calibri" w:cs="Calibri"/>
-      <w:color w:val="111111"/>
-      <w:sz w:val="32"/>
-      <w:szCs w:val="32"/>
+    <w:rPr>
+      <w:rFonts w:ascii="Arial" w:hAnsi="Arial" w:eastAsia="Arial" w:cs="Arial"/>
+      <w:b/>
+      <w:bCs/>
+      <w:caps/>
+      <w:color w:val="1F4F8F"/>
+      <w:spacing w:val="16"/>
+      <w:sz w:val="20"/>
+      <w:szCs w:val="20"/>
     </w:rPr>
   </w:style>
   <w:style w:type="character" w:customStyle="1" w:styleId="Heading3Char">
@@ -898,13 +919,11 @@
     <w:basedOn w:val="DefaultParagraphFont"/>
     <w:link w:val="Heading3"/>
     <w:uiPriority w:val="9"/>
-    <w:semiHidden/>
-    <w:rsid w:val="00A10FD9"/>
-    <w:rPr>
-      <w:rFonts w:ascii="Calibri" w:hAnsi="Calibri" w:eastAsia="Calibri" w:cs="Calibri"/>
-      <w:color w:val="111111"/>
-      <w:sz w:val="28"/>
-      <w:szCs w:val="28"/>
+    <w:rPr>
+      <w:rFonts w:ascii="Arial" w:hAnsi="Arial" w:eastAsia="Arial" w:cs="Arial"/>
+      <w:color w:val="1B1B1F"/>
+      <w:sz w:val="20"/>
+      <w:szCs w:val="20"/>
     </w:rPr>
   </w:style>
   <w:style w:type="character" w:customStyle="1" w:styleId="Heading4Char">
@@ -915,10 +934,10 @@
     <w:semiHidden/>
     <w:rsid w:val="00A10FD9"/>
     <w:rPr>
-      <w:rFonts w:ascii="Calibri" w:hAnsi="Calibri" w:eastAsia="Calibri" w:cs="Calibri"/>
+      <w:rFonts w:ascii="Arial" w:hAnsi="Arial" w:eastAsia="Arial" w:cs="Arial"/>
       <w:i/>
       <w:iCs/>
-      <w:color w:val="111111"/>
+      <w:color w:val="1B1B1F"/>
     </w:rPr>
   </w:style>
   <w:style w:type="character" w:customStyle="1" w:styleId="Heading5Char">
@@ -929,8 +948,8 @@
     <w:semiHidden/>
     <w:rsid w:val="00A10FD9"/>
     <w:rPr>
-      <w:rFonts w:ascii="Calibri" w:hAnsi="Calibri" w:eastAsia="Calibri" w:cs="Calibri"/>
-      <w:color w:val="111111"/>
+      <w:rFonts w:ascii="Arial" w:hAnsi="Arial" w:eastAsia="Arial" w:cs="Arial"/>
+      <w:color w:val="1B1B1F"/>
     </w:rPr>
   </w:style>
   <w:style w:type="character" w:customStyle="1" w:styleId="Heading6Char">
@@ -941,10 +960,10 @@
     <w:semiHidden/>
     <w:rsid w:val="00A10FD9"/>
     <w:rPr>
-      <w:rFonts w:ascii="Calibri" w:hAnsi="Calibri" w:eastAsia="Calibri" w:cs="Calibri"/>
+      <w:rFonts w:ascii="Arial" w:hAnsi="Arial" w:eastAsia="Arial" w:cs="Arial"/>
       <w:i/>
       <w:iCs/>
-      <w:color w:val="111111"/>
+      <w:color w:val="1B1B1F"/>
     </w:rPr>
   </w:style>
   <w:style w:type="character" w:customStyle="1" w:styleId="Heading7Char">
@@ -955,8 +974,8 @@
     <w:semiHidden/>
     <w:rsid w:val="00A10FD9"/>
     <w:rPr>
-      <w:rFonts w:ascii="Calibri" w:hAnsi="Calibri" w:eastAsia="Calibri" w:cs="Calibri"/>
-      <w:color w:val="111111"/>
+      <w:rFonts w:ascii="Arial" w:hAnsi="Arial" w:eastAsia="Arial" w:cs="Arial"/>
+      <w:color w:val="1B1B1F"/>
     </w:rPr>
   </w:style>
   <w:style w:type="character" w:customStyle="1" w:styleId="Heading8Char">
@@ -967,10 +986,10 @@
     <w:semiHidden/>
     <w:rsid w:val="00A10FD9"/>
     <w:rPr>
-      <w:rFonts w:ascii="Calibri" w:hAnsi="Calibri" w:eastAsia="Calibri" w:cs="Calibri"/>
+      <w:rFonts w:ascii="Arial" w:hAnsi="Arial" w:eastAsia="Arial" w:cs="Arial"/>
       <w:i/>
       <w:iCs/>
-      <w:color w:val="111111"/>
+      <w:color w:val="1B1B1F"/>
     </w:rPr>
   </w:style>
   <w:style w:type="character" w:customStyle="1" w:styleId="Heading9Char">
@@ -981,8 +1000,8 @@
     <w:semiHidden/>
     <w:rsid w:val="00A10FD9"/>
     <w:rPr>
-      <w:rFonts w:ascii="Calibri" w:hAnsi="Calibri" w:eastAsia="Calibri" w:cs="Calibri"/>
-      <w:color w:val="111111"/>
+      <w:rFonts w:ascii="Arial" w:hAnsi="Arial" w:eastAsia="Arial" w:cs="Arial"/>
+      <w:color w:val="1B1B1F"/>
     </w:rPr>
   </w:style>
   <w:style w:type="paragraph" w:styleId="BlockText">
@@ -1103,7 +1122,7 @@
     <w:name w:val="Verbatim Char"/>
     <w:basedOn w:val="BodyTextChar"/>
     <w:rPr>
-      <w:rFonts w:ascii="Calibri" w:hAnsi="Calibri" w:eastAsia="Calibri" w:cs="Calibri"/>
+      <w:rFonts w:ascii="Arial" w:hAnsi="Arial" w:eastAsia="Arial" w:cs="Arial"/>
       <w:sz w:val="22"/>
     </w:rPr>
   </w:style>
@@ -1121,8 +1140,11 @@
   <w:style w:type="character" w:styleId="Hyperlink">
     <w:name w:val="Hyperlink"/>
     <w:basedOn w:val="BodyTextChar"/>
-    <w:rPr>
-      <w:color w:val="1A4F8A"/>
+    <w:uiPriority w:val="99"/>
+    <w:unhideWhenUsed/>
+    <w:rPr>
+      <w:color w:val="1F4F8F"/>
+      <w:u w:val="none"/>
     </w:rPr>
   </w:style>
   <w:style w:type="paragraph" w:styleId="TOCHeading">
@@ -1137,24 +1159,35 @@
       <w:outlineLvl w:val="9"/>
     </w:pPr>
     <w:rPr>
-      <w:rFonts w:ascii="Calibri" w:hAnsi="Calibri" w:eastAsia="Calibri" w:cs="Calibri"/>
+      <w:rFonts w:ascii="Arial" w:hAnsi="Arial" w:eastAsia="Arial" w:cs="Arial"/>
       <w:b w:val="0"/>
       <w:bCs w:val="0"/>
-      <w:color w:val="111111"/>
+      <w:color w:val="1B1B1F"/>
     </w:rPr>
   </w:style>
   <w:style w:type="paragraph" w:customStyle="1" w:styleId="Dates">
     <w:name w:val="Dates"/>
     <w:basedOn w:val="BodyText"/>
-    <w:qFormat/>
-    <w:pPr>
-      <w:keepNext/>
-      <w:spacing w:before="0" w:after="40"/>
-    </w:pPr>
-    <w:rPr>
-      <w:color w:val="444444"/>
-      <w:sz w:val="19"/>
-      <w:szCs w:val="19"/>
+    <w:next w:val="Compact"/>
+    <w:qFormat/>
+    <w:pPr>
+      <w:keepNext/>
+      <w:keepLines/>
+      <w:spacing w:before="0" w:after="30" w:line="230" w:lineRule="exact"/>
+    </w:pPr>
+    <w:rPr>
+      <w:color w:val="5C6370"/>
+      <w:sz w:val="18"/>
+      <w:szCs w:val="18"/>
+    </w:rPr>
+  </w:style>
+  <w:style w:type="character" w:customStyle="1" w:styleId="RoleDates">
+    <w:name w:val="Role Dates"/>
+    <w:basedOn w:val="DefaultParagraphFont"/>
+    <w:rPr>
+      <w:color w:val="5C6370"/>
+      <w:sz w:val="18"/>
+      <w:szCs w:val="18"/>
     </w:rPr>
   </w:style>
 </w:styles>
@@ -1203,108 +1236,14 @@
     </a:clrScheme>
     <a:fontScheme name="Office">
       <a:majorFont>
-        <a:latin typeface="Aptos Display" panose="02110004020202020204"/>
+        <a:latin typeface="Arial"/>
         <a:ea typeface=""/>
         <a:cs typeface=""/>
-        <a:font script="Jpan" typeface="游ゴシック Light"/>
-        <a:font script="Hang" typeface="맑은 고딕"/>
-        <a:font script="Hans" typeface="等线 Light"/>
-        <a:font script="Hant" typeface="新細明體"/>
-        <a:font script="Arab" typeface="Times New Roman"/>
-        <a:font script="Hebr" typeface="Times New Roman"/>
-        <a:font script="Thai" typeface="Angsana New"/>
-        <a:font script="Ethi" typeface="Nyala"/>
-        <a:font script="Beng" typeface="Vrinda"/>
-        <a:font script="Gujr" typeface="Shruti"/>
-        <a:font script="Khmr" typeface="MoolBoran"/>
-        <a:font script="Knda" typeface="Tunga"/>
-        <a:font script="Guru" typeface="Raavi"/>
-        <a:font script="Cans" typeface="Euphemia"/>
-        <a:font script="Cher" typeface="Plantagenet Cherokee"/>
-        <a:font script="Yiii" typeface="Microsoft Yi Baiti"/>
-        <a:font script="Tibt" typeface="Microsoft Himalaya"/>
-        <a:font script="Thaa" typeface="MV Boli"/>
-        <a:font script="Deva" typeface="Mangal"/>
-        <a:font script="Telu" typeface="Gautami"/>
-        <a:font script="Taml" typeface="Latha"/>
-        <a:font script="Syrc" typeface="Estrangelo Edessa"/>
-        <a:font script="Orya" typeface="Kalinga"/>
-        <a:font script="Mlym" typeface="Kartika"/>
-        <a:font script="Laoo" typeface="DokChampa"/>
-        <a:font script="Sinh" typeface="Iskoola Pota"/>
-        <a:font script="Mong" typeface="Mongolian Baiti"/>
-        <a:font script="Viet" typeface="Times New Roman"/>
-        <a:font script="Uigh" typeface="Microsoft Uighur"/>
-        <a:font script="Geor" typeface="Sylfaen"/>
-        <a:font script="Armn" typeface="Arial"/>
-        <a:font script="Bugi" typeface="Leelawadee UI"/>
-        <a:font script="Bopo" typeface="Microsoft JhengHei"/>
-        <a:font script="Java" typeface="Javanese Text"/>
-        <a:font script="Lisu" typeface="Segoe UI"/>
-        <a:font script="Mymr" typeface="Myanmar Text"/>
-        <a:font script="Nkoo" typeface="Ebrima"/>
-        <a:font script="Olck" typeface="Nirmala UI"/>
-        <a:font script="Osma" typeface="Ebrima"/>
-        <a:font script="Phag" typeface="Phagspa"/>
-        <a:font script="Syrn" typeface="Estrangelo Edessa"/>
-        <a:font script="Syrj" typeface="Estrangelo Edessa"/>
-        <a:font script="Syre" typeface="Estrangelo Edessa"/>
-        <a:font script="Sora" typeface="Nirmala UI"/>
-        <a:font script="Tale" typeface="Microsoft Tai Le"/>
-        <a:font script="Talu" typeface="Microsoft New Tai Lue"/>
-        <a:font script="Tfng" typeface="Ebrima"/>
       </a:majorFont>
       <a:minorFont>
-        <a:latin typeface="Aptos" panose="02110004020202020204"/>
+        <a:latin typeface="Arial"/>
         <a:ea typeface=""/>
         <a:cs typeface=""/>
-        <a:font script="Jpan" typeface="游明朝"/>
-        <a:font script="Hang" typeface="맑은 고딕"/>
-        <a:font script="Hans" typeface="等线"/>
-        <a:font script="Hant" typeface="新細明體"/>
-        <a:font script="Arab" typeface="Arial"/>
-        <a:font script="Hebr" typeface="Arial"/>
-        <a:font script="Thai" typeface="Cordia New"/>
-        <a:font script="Ethi" typeface="Nyala"/>
-        <a:font script="Beng" typeface="Vrinda"/>
-        <a:font script="Gujr" typeface="Shruti"/>
-        <a:font script="Khmr" typeface="DaunPenh"/>
-        <a:font script="Knda" typeface="Tunga"/>
-        <a:font script="Guru" typeface="Raavi"/>
-        <a:font script="Cans" typeface="Euphemia"/>
-        <a:font script="Cher" typeface="Plantagenet Cherokee"/>
-        <a:font script="Yiii" typeface="Microsoft Yi Baiti"/>
-        <a:font script="Tibt" typeface="Microsoft Himalaya"/>
-        <a:font script="Thaa" typeface="MV Boli"/>
-        <a:font script="Deva" typeface="Mangal"/>
-        <a:font script="Telu" typeface="Gautami"/>
-        <a:font script="Taml" typeface="Latha"/>
-        <a:font script="Syrc" typeface="Estrangelo Edessa"/>
-        <a:font script="Orya" typeface="Kalinga"/>
-        <a:font script="Mlym" typeface="Kartika"/>
-        <a:font script="Laoo" typeface="DokChampa"/>
-        <a:font script="Sinh" typeface="Iskoola Pota"/>
-        <a:font script="Mong" typeface="Mongolian Baiti"/>
-        <a:font script="Viet" typeface="Arial"/>
-        <a:font script="Uigh" typeface="Microsoft Uighur"/>
-        <a:font script="Geor" typeface="Sylfaen"/>
-        <a:font script="Armn" typeface="Arial"/>
-        <a:font script="Bugi" typeface="Leelawadee UI"/>
-        <a:font script="Bopo" typeface="Microsoft JhengHei"/>
-        <a:font script="Java" typeface="Javanese Text"/>
-        <a:font script="Lisu" typeface="Segoe UI"/>
-        <a:font script="Mymr" typeface="Myanmar Text"/>
-        <a:font script="Nkoo" typeface="Ebrima"/>
-        <a:font script="Olck" typeface="Nirmala UI"/>
-        <a:font script="Osma" typeface="Ebrima"/>
-        <a:font script="Phag" typeface="Phagspa"/>
-        <a:font script="Syrn" typeface="Estrangelo Edessa"/>
-        <a:font script="Syrj" typeface="Estrangelo Edessa"/>
-        <a:font script="Syre" typeface="Estrangelo Edessa"/>
-        <a:font script="Sora" typeface="Nirmala UI"/>
-        <a:font script="Tale" typeface="Microsoft Tai Le"/>
-        <a:font script="Talu" typeface="Microsoft New Tai Lue"/>
-        <a:font script="Tfng" typeface="Ebrima"/>
       </a:minorFont>
     </a:fontScheme>
     <a:fmtScheme name="Office">

--- a/resume/reference.docx
+++ b/resume/reference.docx
@@ -318,7 +318,7 @@
         <w:numRestart w:val="eachSect"/>
       </w:footnotePr>
       <w:pgSz w:w="12240" w:h="15840"/>
-      <w:pgMar w:top="720" w:right="792" w:bottom="576" w:left="792" w:header="360" w:footer="360" w:gutter="0"/>
+      <w:pgMar w:top="1008" w:right="1008" w:bottom="1008" w:left="1008" w:header="360" w:footer="360" w:gutter="0"/>
       <w:cols w:space="720"/>
     </w:sectPr>
   </w:body>
@@ -489,8 +489,8 @@
     <w:rPrDefault>
       <w:rPr>
         <w:rFonts w:ascii="Arial" w:hAnsi="Arial" w:eastAsia="Arial" w:cs="Arial"/>
-        <w:sz w:val="19"/>
-        <w:szCs w:val="19"/>
+        <w:sz w:val="21"/>
+        <w:szCs w:val="21"/>
         <w:lang w:val="en-US" w:eastAsia="en-US" w:bidi="ar-SA"/>
       </w:rPr>
     </w:rPrDefault>
@@ -506,13 +506,13 @@
     <w:qFormat/>
     <w:pPr>
       <w:widowControl/>
-      <w:spacing w:before="0" w:after="0" w:line="230" w:lineRule="exact"/>
-    </w:pPr>
-    <w:rPr>
-      <w:rFonts w:ascii="Arial" w:hAnsi="Arial" w:eastAsia="Arial" w:cs="Arial"/>
-      <w:color w:val="1B1B1F"/>
-      <w:sz w:val="19"/>
-      <w:szCs w:val="19"/>
+      <w:spacing w:before="0" w:after="0" w:line="300" w:lineRule="exact"/>
+    </w:pPr>
+    <w:rPr>
+      <w:rFonts w:ascii="Arial" w:hAnsi="Arial" w:eastAsia="Arial" w:cs="Arial"/>
+      <w:color w:val="1B1B1F"/>
+      <w:sz w:val="21"/>
+      <w:szCs w:val="21"/>
       <w:lang w:val="en-US"/>
     </w:rPr>
   </w:style>
@@ -537,7 +537,7 @@
     <w:basedOn w:val="BodyText"/>
     <w:qFormat/>
     <w:pPr>
-      <w:spacing w:before="0" w:after="20"/>
+      <w:spacing w:before="0" w:after="80"/>
     </w:pPr>
   </w:style>
   <w:style w:type="paragraph" w:styleId="Title">
@@ -558,8 +558,8 @@
       <w:bCs/>
       <w:color w:val="1B1B1F"/>
       <w:kern w:val="28"/>
-      <w:sz w:val="36"/>
-      <w:szCs w:val="36"/>
+      <w:sz w:val="40"/>
+      <w:szCs w:val="40"/>
     </w:rPr>
   </w:style>
   <w:style w:type="character" w:customStyle="1" w:styleId="TitleChar">
@@ -572,8 +572,8 @@
       <w:bCs/>
       <w:color w:val="1B1B1F"/>
       <w:kern w:val="28"/>
-      <w:sz w:val="36"/>
-      <w:szCs w:val="36"/>
+      <w:sz w:val="40"/>
+      <w:szCs w:val="40"/>
     </w:rPr>
   </w:style>
   <w:style w:type="paragraph" w:styleId="Subtitle">
@@ -697,8 +697,8 @@
       <w:bCs/>
       <w:color w:val="1B1B1F"/>
       <w:kern w:val="28"/>
-      <w:sz w:val="36"/>
-      <w:szCs w:val="36"/>
+      <w:sz w:val="40"/>
+      <w:szCs w:val="40"/>
     </w:rPr>
   </w:style>
   <w:style w:type="paragraph" w:styleId="Heading2">
@@ -714,7 +714,7 @@
       <w:pBdr>
         <w:bottom w:val="single" w:sz="4" w:space="1" w:color="C4C8CF"/>
       </w:pBdr>
-      <w:spacing w:before="140" w:after="60" w:line="240" w:lineRule="auto"/>
+      <w:spacing w:before="320" w:after="60" w:line="240" w:lineRule="auto"/>
       <w:outlineLvl w:val="1"/>
     </w:pPr>
     <w:rPr>
@@ -724,8 +724,8 @@
       <w:caps/>
       <w:color w:val="1F4F8F"/>
       <w:spacing w:val="16"/>
-      <w:sz w:val="20"/>
-      <w:szCs w:val="20"/>
+      <w:sz w:val="22"/>
+      <w:szCs w:val="22"/>
     </w:rPr>
   </w:style>
   <w:style w:type="paragraph" w:styleId="Heading3">
@@ -739,16 +739,16 @@
       <w:keepNext/>
       <w:keepLines/>
       <w:tabs>
-        <w:tab w:val="right" w:pos="10656"/>
+        <w:tab w:val="right" w:pos="10224"/>
       </w:tabs>
-      <w:spacing w:before="100" w:after="0" w:line="260" w:lineRule="exact"/>
+      <w:spacing w:before="220" w:after="0" w:line="300" w:lineRule="exact"/>
       <w:outlineLvl w:val="2"/>
     </w:pPr>
     <w:rPr>
       <w:rFonts w:ascii="Arial" w:hAnsi="Arial" w:eastAsia="Arial" w:cs="Arial"/>
       <w:color w:val="1B1B1F"/>
-      <w:sz w:val="20"/>
-      <w:szCs w:val="20"/>
+      <w:sz w:val="22"/>
+      <w:szCs w:val="22"/>
     </w:rPr>
   </w:style>
   <w:style w:type="paragraph" w:styleId="Heading4">
@@ -894,8 +894,8 @@
       <w:bCs/>
       <w:color w:val="1B1B1F"/>
       <w:kern w:val="28"/>
-      <w:sz w:val="36"/>
-      <w:szCs w:val="36"/>
+      <w:sz w:val="40"/>
+      <w:szCs w:val="40"/>
     </w:rPr>
   </w:style>
   <w:style w:type="character" w:customStyle="1" w:styleId="Heading2Char">
@@ -910,8 +910,8 @@
       <w:caps/>
       <w:color w:val="1F4F8F"/>
       <w:spacing w:val="16"/>
-      <w:sz w:val="20"/>
-      <w:szCs w:val="20"/>
+      <w:sz w:val="22"/>
+      <w:szCs w:val="22"/>
     </w:rPr>
   </w:style>
   <w:style w:type="character" w:customStyle="1" w:styleId="Heading3Char">
@@ -922,8 +922,8 @@
     <w:rPr>
       <w:rFonts w:ascii="Arial" w:hAnsi="Arial" w:eastAsia="Arial" w:cs="Arial"/>
       <w:color w:val="1B1B1F"/>
-      <w:sz w:val="20"/>
-      <w:szCs w:val="20"/>
+      <w:sz w:val="22"/>
+      <w:szCs w:val="22"/>
     </w:rPr>
   </w:style>
   <w:style w:type="character" w:customStyle="1" w:styleId="Heading4Char">
@@ -1173,12 +1173,12 @@
     <w:pPr>
       <w:keepNext/>
       <w:keepLines/>
-      <w:spacing w:before="0" w:after="30" w:line="230" w:lineRule="exact"/>
+      <w:spacing w:before="0" w:after="30" w:line="280" w:lineRule="exact"/>
     </w:pPr>
     <w:rPr>
       <w:color w:val="5C6370"/>
-      <w:sz w:val="18"/>
-      <w:szCs w:val="18"/>
+      <w:sz w:val="20"/>
+      <w:szCs w:val="20"/>
     </w:rPr>
   </w:style>
   <w:style w:type="character" w:customStyle="1" w:styleId="RoleDates">
@@ -1186,8 +1186,8 @@
     <w:basedOn w:val="DefaultParagraphFont"/>
     <w:rPr>
       <w:color w:val="5C6370"/>
-      <w:sz w:val="18"/>
-      <w:szCs w:val="18"/>
+      <w:sz w:val="20"/>
+      <w:szCs w:val="20"/>
     </w:rPr>
   </w:style>
 </w:styles>
